--- a/Shablon_KP_OPPiS.docx
+++ b/Shablon_KP_OPPiS.docx
@@ -302,22 +302,19 @@
         </w:rPr>
       </w:pPr>
       <w:r>
-        <w:t>к курсово</w:t>
+        <w:t>к курсов</w:t>
       </w:r>
       <w:r>
         <w:rPr>
           <w:lang w:val="ru-RU"/>
         </w:rPr>
-        <w:t>й</w:t>
-      </w:r>
-      <w:r>
+        <w:t>ому проекту</w:t>
+      </w:r>
+      <w:r>
+        <w:rPr>
+          <w:lang w:val="ru-RU"/>
+        </w:rPr>
         <w:t xml:space="preserve"> </w:t>
-      </w:r>
-      <w:r>
-        <w:rPr>
-          <w:lang w:val="ru-RU"/>
-        </w:rPr>
-        <w:t xml:space="preserve">работе </w:t>
       </w:r>
       <w:r>
         <w:rPr>
@@ -411,7 +408,6 @@
           <w:szCs w:val="28"/>
         </w:rPr>
       </w:pPr>
-      <w:proofErr w:type="spellStart"/>
       <w:r>
         <w:rPr>
           <w:rFonts w:ascii="Times New Roman" w:hAnsi="Times New Roman" w:cs="Times New Roman"/>
@@ -420,7 +416,6 @@
         </w:rPr>
         <w:t>Нормконтроль</w:t>
       </w:r>
-      <w:proofErr w:type="spellEnd"/>
       <w:r>
         <w:rPr>
           <w:rFonts w:ascii="Times New Roman" w:hAnsi="Times New Roman" w:cs="Times New Roman"/>
@@ -550,7 +545,23 @@
           <w:sz w:val="28"/>
           <w:szCs w:val="28"/>
         </w:rPr>
-        <w:t>Проект (работа) защищена на оценку ___________________</w:t>
+        <w:t>Проект</w:t>
+      </w:r>
+      <w:r>
+        <w:rPr>
+          <w:rFonts w:ascii="Times New Roman" w:hAnsi="Times New Roman" w:cs="Times New Roman"/>
+          <w:sz w:val="28"/>
+          <w:szCs w:val="28"/>
+        </w:rPr>
+        <w:t xml:space="preserve"> </w:t>
+      </w:r>
+      <w:r>
+        <w:rPr>
+          <w:rFonts w:ascii="Times New Roman" w:hAnsi="Times New Roman" w:cs="Times New Roman"/>
+          <w:sz w:val="28"/>
+          <w:szCs w:val="28"/>
+        </w:rPr>
+        <w:t>защищен на оценку ___________________</w:t>
       </w:r>
     </w:p>
     <w:p>
@@ -681,33 +692,23 @@
           <w:sz w:val="28"/>
           <w:szCs w:val="28"/>
         </w:rPr>
-        <w:t xml:space="preserve"> </w:t>
-      </w:r>
-      <w:proofErr w:type="spellStart"/>
-      <w:r>
+        <w:t xml:space="preserve"> уч.год</w:t>
+      </w:r>
+    </w:p>
+    <w:p>
+      <w:pPr>
         <w:rPr>
           <w:rFonts w:ascii="Times New Roman" w:hAnsi="Times New Roman" w:cs="Times New Roman"/>
           <w:sz w:val="28"/>
           <w:szCs w:val="28"/>
         </w:rPr>
-        <w:t>уч.год</w:t>
-      </w:r>
-      <w:proofErr w:type="spellEnd"/>
-    </w:p>
-    <w:p>
-      <w:pPr>
+      </w:pPr>
+      <w:r>
         <w:rPr>
           <w:rFonts w:ascii="Times New Roman" w:hAnsi="Times New Roman" w:cs="Times New Roman"/>
           <w:sz w:val="28"/>
           <w:szCs w:val="28"/>
         </w:rPr>
-      </w:pPr>
-      <w:r>
-        <w:rPr>
-          <w:rFonts w:ascii="Times New Roman" w:hAnsi="Times New Roman" w:cs="Times New Roman"/>
-          <w:sz w:val="28"/>
-          <w:szCs w:val="28"/>
-        </w:rPr>
         <w:br w:type="page"/>
       </w:r>
     </w:p>
@@ -725,7 +726,16 @@
         <w:pStyle w:val="ab"/>
       </w:pPr>
       <w:r>
-        <w:t>Курсовая работа</w:t>
+        <w:t>Курсов</w:t>
+      </w:r>
+      <w:r>
+        <w:t>ой</w:t>
+      </w:r>
+      <w:r>
+        <w:t xml:space="preserve"> </w:t>
+      </w:r>
+      <w:r>
+        <w:t>проект</w:t>
       </w:r>
       <w:r>
         <w:t xml:space="preserve"> содержит</w:t>
@@ -765,7 +775,19 @@
         <w:pStyle w:val="ab"/>
       </w:pPr>
       <w:r>
-        <w:t>Целью курсовой работы является …</w:t>
+        <w:t>Целью курсово</w:t>
+      </w:r>
+      <w:r>
+        <w:t>го</w:t>
+      </w:r>
+      <w:r>
+        <w:t xml:space="preserve"> </w:t>
+      </w:r>
+      <w:r>
+        <w:t>проекта</w:t>
+      </w:r>
+      <w:r>
+        <w:t xml:space="preserve"> является …</w:t>
       </w:r>
     </w:p>
     <w:p>
@@ -781,7 +803,13 @@
         <w:pStyle w:val="ab"/>
       </w:pPr>
       <w:r>
-        <w:t>В работе использованы (методы/инструменты/</w:t>
+        <w:t xml:space="preserve">В </w:t>
+      </w:r>
+      <w:r>
+        <w:t>проекте</w:t>
+      </w:r>
+      <w:r>
+        <w:t xml:space="preserve"> использованы (методы/инструменты/</w:t>
       </w:r>
       <w:r>
         <w:t>библиотеки кода</w:t>
@@ -829,7 +857,13 @@
         <w:pStyle w:val="ab"/>
       </w:pPr>
       <w:r>
-        <w:t xml:space="preserve">В результате работы получено … </w:t>
+        <w:t xml:space="preserve">В результате </w:t>
+      </w:r>
+      <w:r>
+        <w:t>проекта</w:t>
+      </w:r>
+      <w:r>
+        <w:t xml:space="preserve"> получено … </w:t>
       </w:r>
       <w:r>
         <w:rPr>
@@ -2542,13 +2576,105 @@
         <w:t>_</w:t>
       </w:r>
       <w:r>
-        <w:t xml:space="preserve">Абзац, применяется к абзацу текста, на котором установлен курсор (или который выделен) по сочетанию </w:t>
-      </w:r>
-      <w:proofErr w:type="spellStart"/>
-      <w:r>
-        <w:t>Alt+A</w:t>
-      </w:r>
-      <w:proofErr w:type="spellEnd"/>
+        <w:t>Абзац, применяется к абзацу текста, на котором установлен курсор (или который выделен) по сочетанию Alt+A;</w:t>
+      </w:r>
+    </w:p>
+    <w:p>
+      <w:pPr>
+        <w:pStyle w:val="a"/>
+      </w:pPr>
+      <w:r>
+        <w:t>для списков (все списки будут ненумерованными) стиль _Спис по сочетанию Alt+Q;</w:t>
+      </w:r>
+    </w:p>
+    <w:p>
+      <w:pPr>
+        <w:pStyle w:val="a"/>
+      </w:pPr>
+      <w:r>
+        <w:t>для изображений и таблиц (объектов по центру страницы) стиль _Рис по сочетанию Alt+S;</w:t>
+      </w:r>
+    </w:p>
+    <w:p>
+      <w:pPr>
+        <w:pStyle w:val="a"/>
+      </w:pPr>
+      <w:r>
+        <w:t>для заголовков первого уровня (разделы,</w:t>
+      </w:r>
+      <w:r>
+        <w:t xml:space="preserve"> или иначе</w:t>
+      </w:r>
+      <w:r>
+        <w:t xml:space="preserve"> </w:t>
+      </w:r>
+      <w:r>
+        <w:t>«</w:t>
+      </w:r>
+      <w:r>
+        <w:t>главы</w:t>
+      </w:r>
+      <w:r>
+        <w:t>»</w:t>
+      </w:r>
+      <w:r>
+        <w:t>) стиль _Заг1 по сочетанию Alt+1;</w:t>
+      </w:r>
+    </w:p>
+    <w:p>
+      <w:pPr>
+        <w:pStyle w:val="a"/>
+      </w:pPr>
+      <w:r>
+        <w:t>для заголовков второго уровня (</w:t>
+      </w:r>
+      <w:r>
+        <w:t>параграфы</w:t>
+      </w:r>
+      <w:r>
+        <w:t>, внутренние подразделы глав</w:t>
+      </w:r>
+      <w:r>
+        <w:t>) стиль _Заг2 по сочетанию Alt+2;</w:t>
+      </w:r>
+    </w:p>
+    <w:p>
+      <w:pPr>
+        <w:pStyle w:val="a"/>
+      </w:pPr>
+      <w:r>
+        <w:lastRenderedPageBreak/>
+        <w:t>для реферата стиль _Реф (не отобразится в автособираемом оглавлении) Alt+Ё;</w:t>
+      </w:r>
+    </w:p>
+    <w:p>
+      <w:pPr>
+        <w:pStyle w:val="a"/>
+      </w:pPr>
+      <w:r>
+        <w:t xml:space="preserve">для заголовков таблиц (перед таблицами и Продолжение таблицы …) стиль </w:t>
+      </w:r>
+      <w:r>
+        <w:t>_</w:t>
+      </w:r>
+      <w:r>
+        <w:t xml:space="preserve">Табл.заголовок, </w:t>
+      </w:r>
+      <w:r>
+        <w:rPr>
+          <w:lang w:val="en-US"/>
+        </w:rPr>
+        <w:t>Alt</w:t>
+      </w:r>
+      <w:r>
+        <w:t>+</w:t>
+      </w:r>
+      <w:r>
+        <w:rPr>
+          <w:lang w:val="en-US"/>
+        </w:rPr>
+        <w:t>T</w:t>
+      </w:r>
       <w:r>
         <w:t>;</w:t>
       </w:r>
@@ -2558,134 +2684,13 @@
         <w:pStyle w:val="a"/>
       </w:pPr>
       <w:r>
-        <w:t>для списков (все списки будут ненумерованными) стиль _</w:t>
-      </w:r>
-      <w:proofErr w:type="spellStart"/>
-      <w:r>
-        <w:t>Спис</w:t>
-      </w:r>
-      <w:proofErr w:type="spellEnd"/>
-      <w:r>
-        <w:t xml:space="preserve"> по сочетанию </w:t>
-      </w:r>
-      <w:proofErr w:type="spellStart"/>
-      <w:r>
-        <w:t>Alt+Q</w:t>
-      </w:r>
-      <w:proofErr w:type="spellEnd"/>
-      <w:r>
-        <w:t>;</w:t>
-      </w:r>
-    </w:p>
-    <w:p>
-      <w:pPr>
-        <w:pStyle w:val="a"/>
-      </w:pPr>
-      <w:r>
-        <w:t xml:space="preserve">для изображений и таблиц (объектов по центру страницы) стиль _Рис по сочетанию </w:t>
-      </w:r>
-      <w:proofErr w:type="spellStart"/>
-      <w:r>
-        <w:t>Alt+S</w:t>
-      </w:r>
-      <w:proofErr w:type="spellEnd"/>
-      <w:r>
-        <w:t>;</w:t>
-      </w:r>
-    </w:p>
-    <w:p>
-      <w:pPr>
-        <w:pStyle w:val="a"/>
-      </w:pPr>
-      <w:r>
-        <w:t>для заголовков первого уровня (разделы,</w:t>
-      </w:r>
-      <w:r>
-        <w:t xml:space="preserve"> или иначе</w:t>
-      </w:r>
-      <w:r>
-        <w:t xml:space="preserve"> </w:t>
-      </w:r>
-      <w:r>
-        <w:t>«</w:t>
-      </w:r>
-      <w:r>
-        <w:t>главы</w:t>
-      </w:r>
-      <w:r>
-        <w:t>»</w:t>
-      </w:r>
-      <w:r>
-        <w:t>) стиль _Заг1 по сочетанию Alt+1;</w:t>
-      </w:r>
-    </w:p>
-    <w:p>
-      <w:pPr>
-        <w:pStyle w:val="a"/>
-      </w:pPr>
-      <w:r>
-        <w:t>для заголовков второго уровня (</w:t>
-      </w:r>
-      <w:r>
-        <w:t>параграфы</w:t>
-      </w:r>
-      <w:r>
-        <w:t>, внутренние подразделы глав</w:t>
-      </w:r>
-      <w:r>
-        <w:t>) стиль _Заг2 по сочетанию Alt+2;</w:t>
-      </w:r>
-    </w:p>
-    <w:p>
-      <w:pPr>
-        <w:pStyle w:val="a"/>
-      </w:pPr>
-      <w:r>
-        <w:lastRenderedPageBreak/>
-        <w:t>для реферата стиль _</w:t>
-      </w:r>
-      <w:proofErr w:type="spellStart"/>
-      <w:r>
-        <w:t>Реф</w:t>
-      </w:r>
-      <w:proofErr w:type="spellEnd"/>
-      <w:r>
-        <w:t xml:space="preserve"> (не отобразится в </w:t>
-      </w:r>
-      <w:proofErr w:type="spellStart"/>
-      <w:r>
-        <w:t>автособираемом</w:t>
-      </w:r>
-      <w:proofErr w:type="spellEnd"/>
-      <w:r>
-        <w:t xml:space="preserve"> оглавлении) </w:t>
-      </w:r>
-      <w:proofErr w:type="spellStart"/>
-      <w:r>
-        <w:t>Alt+Ё</w:t>
-      </w:r>
-      <w:proofErr w:type="spellEnd"/>
-      <w:r>
-        <w:t>;</w:t>
-      </w:r>
-    </w:p>
-    <w:p>
-      <w:pPr>
-        <w:pStyle w:val="a"/>
-      </w:pPr>
-      <w:r>
-        <w:t xml:space="preserve">для заголовков таблиц (перед таблицами и Продолжение таблицы …) стиль </w:t>
+        <w:t xml:space="preserve">для содержимого таблиц (уменьшенный шрифт и междустрочный интервал) </w:t>
       </w:r>
       <w:r>
         <w:t>_</w:t>
       </w:r>
-      <w:proofErr w:type="spellStart"/>
-      <w:r>
-        <w:t>Табл.заголовок</w:t>
-      </w:r>
-      <w:proofErr w:type="spellEnd"/>
-      <w:r>
-        <w:t xml:space="preserve">, </w:t>
+      <w:r>
+        <w:t xml:space="preserve">Табл.внутр, </w:t>
       </w:r>
       <w:r>
         <w:rPr>
@@ -2700,43 +2705,6 @@
         <w:rPr>
           <w:lang w:val="en-US"/>
         </w:rPr>
-        <w:t>T</w:t>
-      </w:r>
-      <w:r>
-        <w:t>;</w:t>
-      </w:r>
-    </w:p>
-    <w:p>
-      <w:pPr>
-        <w:pStyle w:val="a"/>
-      </w:pPr>
-      <w:r>
-        <w:t xml:space="preserve">для содержимого таблиц (уменьшенный шрифт и междустрочный интервал) </w:t>
-      </w:r>
-      <w:r>
-        <w:t>_</w:t>
-      </w:r>
-      <w:proofErr w:type="spellStart"/>
-      <w:r>
-        <w:t>Табл.внутр</w:t>
-      </w:r>
-      <w:proofErr w:type="spellEnd"/>
-      <w:r>
-        <w:t xml:space="preserve">, </w:t>
-      </w:r>
-      <w:r>
-        <w:rPr>
-          <w:lang w:val="en-US"/>
-        </w:rPr>
-        <w:t>Alt</w:t>
-      </w:r>
-      <w:r>
-        <w:t>+</w:t>
-      </w:r>
-      <w:r>
-        <w:rPr>
-          <w:lang w:val="en-US"/>
-        </w:rPr>
         <w:t>F</w:t>
       </w:r>
       <w:r>
@@ -2754,15 +2722,7 @@
         <w:t>,</w:t>
       </w:r>
       <w:r>
-        <w:t xml:space="preserve"> чтобы в содержании они отображались корректно, начинайте писать текст заголовков 1 уровня с большой буквы (с </w:t>
-      </w:r>
-      <w:proofErr w:type="spellStart"/>
-      <w:r>
-        <w:t>шифтом</w:t>
-      </w:r>
-      <w:proofErr w:type="spellEnd"/>
-      <w:r>
-        <w:t>).</w:t>
+        <w:t xml:space="preserve"> чтобы в содержании они отображались корректно, начинайте писать текст заголовков 1 уровня с большой буквы (с шифтом).</w:t>
       </w:r>
       <w:r>
         <w:t xml:space="preserve"> Нумерация заголовков содержит одну цифру, которая вставляется перед текстом заголовка вручную, между текстом заголовка и этой цифрой – пробел (точки нет). Для заголовков 2 уровня номер также ставится в начале заголовка, он состоит из 2 чисел, отделенных точко</w:t>
@@ -2864,15 +2824,7 @@
         <w:t xml:space="preserve">(-) = </w:t>
       </w:r>
       <w:r>
-        <w:t xml:space="preserve">минус на </w:t>
-      </w:r>
-      <w:proofErr w:type="spellStart"/>
-      <w:r>
-        <w:t>нампаде</w:t>
-      </w:r>
-      <w:proofErr w:type="spellEnd"/>
-      <w:r>
-        <w:t>).</w:t>
+        <w:t>минус на нампаде).</w:t>
       </w:r>
       <w:r>
         <w:softHyphen/>
@@ -2890,15 +2842,7 @@
         <w:pStyle w:val="ab"/>
       </w:pPr>
       <w:r>
-        <w:t xml:space="preserve">В тексте не должны доминировать списки (первый звонок </w:t>
-      </w:r>
-      <w:proofErr w:type="spellStart"/>
-      <w:r>
-        <w:t>сгенерированности</w:t>
-      </w:r>
-      <w:proofErr w:type="spellEnd"/>
-      <w:r>
-        <w:t xml:space="preserve"> текста), выделять полужирным начертанием разрешается только заголовки (всех уровней, но не ваши «подзаголовки» в тексте, которые не учитываются в содержании).</w:t>
+        <w:t>В тексте не должны доминировать списки (первый звонок сгенерированности текста), выделять полужирным начертанием разрешается только заголовки (всех уровней, но не ваши «подзаголовки» в тексте, которые не учитываются в содержании).</w:t>
       </w:r>
     </w:p>
     <w:p>
@@ -2918,9 +2862,6 @@
     <w:p>
       <w:pPr>
         <w:pStyle w:val="ab"/>
-        <w:rPr>
-          <w:lang w:val="en-US"/>
-        </w:rPr>
       </w:pPr>
       <w:r>
         <w:t>Последним абзацем введения может быть предложение вида: таким образом, данный курсов</w:t>
@@ -3114,15 +3055,7 @@
         <w:pStyle w:val="ab"/>
       </w:pPr>
       <w:r>
-        <w:t xml:space="preserve">Рисунки подписывают снизу в формате «Рисунок 1.1 – Структурная схема уровнемера». Пояснения рисунков ставят после двоеточия в конце подписи с новой строки шрифтом меньше (12 </w:t>
-      </w:r>
-      <w:proofErr w:type="spellStart"/>
-      <w:r>
-        <w:t>пт</w:t>
-      </w:r>
-      <w:proofErr w:type="spellEnd"/>
-      <w:r>
-        <w:t>, см. рис. 1.1 в конце главы). Таблицы подписывают в две строки, см. таблицы 1.1 и 1.2 в качестве примера</w:t>
+        <w:t>Рисунки подписывают снизу в формате «Рисунок 1.1 – Структурная схема уровнемера». Пояснения рисунков ставят после двоеточия в конце подписи с новой строки шрифтом меньше (12 пт, см. рис. 1.1 в конце главы). Таблицы подписывают в две строки, см. таблицы 1.1 и 1.2 в качестве примера</w:t>
       </w:r>
       <w:r>
         <w:t>.</w:t>
@@ -3152,15 +3085,7 @@
         <w:t xml:space="preserve"> </w:t>
       </w:r>
       <w:r>
-        <w:t xml:space="preserve">можно </w:t>
-      </w:r>
-      <w:proofErr w:type="spellStart"/>
-      <w:r>
-        <w:t>выравнивнить</w:t>
-      </w:r>
-      <w:proofErr w:type="spellEnd"/>
-      <w:r>
-        <w:t xml:space="preserve"> по левому краю таблицы или оставить слева, а сама таблица выравнивается по центру. Между подписью рисунка/таблицы и самим рисунком/таблицей отступ (перенос строки) </w:t>
+        <w:t xml:space="preserve">можно выравнивнить по левому краю таблицы или оставить слева, а сама таблица выравнивается по центру. Между подписью рисунка/таблицы и самим рисунком/таблицей отступ (перенос строки) </w:t>
       </w:r>
       <w:r>
         <w:lastRenderedPageBreak/>
@@ -3428,31 +3353,7 @@
         <w:pStyle w:val="ab"/>
       </w:pPr>
       <w:r>
-        <w:t xml:space="preserve">Подписи рисунков и таблиц 14 пт. Содержимое таблиц – 14 </w:t>
-      </w:r>
-      <w:proofErr w:type="spellStart"/>
-      <w:r>
-        <w:t>пт</w:t>
-      </w:r>
-      <w:proofErr w:type="spellEnd"/>
-      <w:r>
-        <w:t xml:space="preserve"> или меньше (лучше всего 12 </w:t>
-      </w:r>
-      <w:proofErr w:type="spellStart"/>
-      <w:r>
-        <w:t>пт</w:t>
-      </w:r>
-      <w:proofErr w:type="spellEnd"/>
-      <w:r>
-        <w:t xml:space="preserve"> или 10 </w:t>
-      </w:r>
-      <w:proofErr w:type="spellStart"/>
-      <w:r>
-        <w:t>пт</w:t>
-      </w:r>
-      <w:proofErr w:type="spellEnd"/>
-      <w:r>
-        <w:t>), междустрочный интервал – одинарный.</w:t>
+        <w:t>Подписи рисунков и таблиц 14 пт. Содержимое таблиц – 14 пт или меньше (лучше всего 12 пт или 10 пт), междустрочный интервал – одинарный.</w:t>
       </w:r>
     </w:p>
     <w:p>
@@ -3691,15 +3592,7 @@
         <w:t>…</w:t>
       </w:r>
       <w:r>
-        <w:t>»). Остальные формулы не нумеруются. Не рекомендуется упоминать в тексте слишком много формул (более 75% от общего числа), на которые нет ссылок в тексте. Для нумерации формул справедливы те же правила, что и для рисунков и таблиц (</w:t>
-      </w:r>
-      <w:proofErr w:type="spellStart"/>
-      <w:r>
-        <w:t>раздел.номер_в_разделе</w:t>
-      </w:r>
-      <w:proofErr w:type="spellEnd"/>
-      <w:r>
-        <w:t>).</w:t>
+        <w:t>»). Остальные формулы не нумеруются. Не рекомендуется упоминать в тексте слишком много формул (более 75% от общего числа), на которые нет ссылок в тексте. Для нумерации формул справедливы те же правила, что и для рисунков и таблиц (раздел.номер_в_разделе).</w:t>
       </w:r>
     </w:p>
     <w:p>
@@ -3854,14 +3747,12 @@
       <w:r>
         <w:t xml:space="preserve">в ином случае – на свое усмотрение (желательно </w:t>
       </w:r>
-      <w:proofErr w:type="spellStart"/>
       <w:r>
         <w:rPr>
           <w:lang w:val="en-US"/>
         </w:rPr>
         <w:t>LaTEX</w:t>
       </w:r>
-      <w:proofErr w:type="spellEnd"/>
       <w:r>
         <w:t xml:space="preserve"> </w:t>
       </w:r>
@@ -3910,27 +3801,17 @@
       <w:r>
         <w:t xml:space="preserve">». В этом редакторе формул имеется </w:t>
       </w:r>
-      <w:proofErr w:type="spellStart"/>
       <w:r>
         <w:rPr>
           <w:lang w:val="en-US"/>
         </w:rPr>
         <w:t>LaTEX</w:t>
       </w:r>
-      <w:proofErr w:type="spellEnd"/>
       <w:r>
         <w:t>-</w:t>
       </w:r>
       <w:r>
-        <w:t xml:space="preserve">подобная </w:t>
-      </w:r>
-      <w:proofErr w:type="spellStart"/>
-      <w:r>
-        <w:t>автозамена</w:t>
-      </w:r>
-      <w:proofErr w:type="spellEnd"/>
-      <w:r>
-        <w:t xml:space="preserve"> (см. табл. 1.4).</w:t>
+        <w:t>подобная автозамена (см. табл. 1.4).</w:t>
       </w:r>
     </w:p>
     <w:p>
@@ -4012,13 +3893,8 @@
               <w:pStyle w:val="aff5"/>
             </w:pPr>
             <w:r>
-              <w:t>\</w:t>
-            </w:r>
-            <w:proofErr w:type="spellStart"/>
-            <w:r>
-              <w:t>alpha</w:t>
-            </w:r>
-            <w:proofErr w:type="spellEnd"/>
+              <w:t>\alpha</w:t>
+            </w:r>
           </w:p>
         </w:tc>
         <w:tc>
@@ -4062,13 +3938,8 @@
               <w:pStyle w:val="aff5"/>
             </w:pPr>
             <w:r>
-              <w:t>\</w:t>
-            </w:r>
-            <w:proofErr w:type="spellStart"/>
-            <w:r>
-              <w:t>beta</w:t>
-            </w:r>
-            <w:proofErr w:type="spellEnd"/>
+              <w:t>\beta</w:t>
+            </w:r>
           </w:p>
         </w:tc>
         <w:tc>
@@ -4112,13 +3983,8 @@
               <w:pStyle w:val="aff5"/>
             </w:pPr>
             <w:r>
-              <w:t>\</w:t>
-            </w:r>
-            <w:proofErr w:type="spellStart"/>
-            <w:r>
-              <w:t>sigma</w:t>
-            </w:r>
-            <w:proofErr w:type="spellEnd"/>
+              <w:t>\sigma</w:t>
+            </w:r>
           </w:p>
         </w:tc>
         <w:tc>
@@ -4162,13 +4028,8 @@
               <w:pStyle w:val="aff5"/>
             </w:pPr>
             <w:r>
-              <w:t>\</w:t>
-            </w:r>
-            <w:proofErr w:type="spellStart"/>
-            <w:r>
-              <w:t>pi</w:t>
-            </w:r>
-            <w:proofErr w:type="spellEnd"/>
+              <w:t>\pi</w:t>
+            </w:r>
           </w:p>
         </w:tc>
         <w:tc>
@@ -4212,13 +4073,8 @@
               <w:pStyle w:val="aff5"/>
             </w:pPr>
             <w:r>
-              <w:t>\</w:t>
-            </w:r>
-            <w:proofErr w:type="spellStart"/>
-            <w:r>
-              <w:t>Gamma</w:t>
-            </w:r>
-            <w:proofErr w:type="spellEnd"/>
+              <w:t>\Gamma</w:t>
+            </w:r>
           </w:p>
         </w:tc>
         <w:tc>
@@ -4265,13 +4121,8 @@
               <w:pStyle w:val="aff5"/>
             </w:pPr>
             <w:r>
-              <w:t>\</w:t>
-            </w:r>
-            <w:proofErr w:type="spellStart"/>
-            <w:r>
-              <w:t>sqrt</w:t>
-            </w:r>
-            <w:proofErr w:type="spellEnd"/>
+              <w:t>\sqrt</w:t>
+            </w:r>
           </w:p>
         </w:tc>
         <w:tc>
@@ -4390,13 +4241,8 @@
               <w:pStyle w:val="aff5"/>
             </w:pPr>
             <w:r>
-              <w:t>\</w:t>
-            </w:r>
-            <w:proofErr w:type="spellStart"/>
-            <w:r>
-              <w:t>times</w:t>
-            </w:r>
-            <w:proofErr w:type="spellEnd"/>
+              <w:t>\times</w:t>
+            </w:r>
           </w:p>
         </w:tc>
         <w:tc>
@@ -4440,16 +4286,8 @@
               <w:rPr>
                 <w:lang w:val="en-US"/>
               </w:rPr>
-              <w:t>\</w:t>
-            </w:r>
-            <w:proofErr w:type="spellStart"/>
-            <w:r>
-              <w:rPr>
-                <w:lang w:val="en-US"/>
-              </w:rPr>
-              <w:t>cdot</w:t>
-            </w:r>
-            <w:proofErr w:type="spellEnd"/>
+              <w:t>\cdot</w:t>
+            </w:r>
           </w:p>
         </w:tc>
         <w:tc>
@@ -4490,13 +4328,8 @@
               <w:pStyle w:val="aff5"/>
             </w:pPr>
             <w:r>
-              <w:t>\</w:t>
-            </w:r>
-            <w:proofErr w:type="spellStart"/>
-            <w:r>
-              <w:t>div</w:t>
-            </w:r>
-            <w:proofErr w:type="spellEnd"/>
+              <w:t>\div</w:t>
+            </w:r>
           </w:p>
         </w:tc>
         <w:tc>
@@ -4660,11 +4493,9 @@
             <w:pPr>
               <w:pStyle w:val="aff5"/>
             </w:pPr>
-            <w:proofErr w:type="spellStart"/>
             <w:r>
               <w:t>A_n</w:t>
             </w:r>
-            <w:proofErr w:type="spellEnd"/>
           </w:p>
         </w:tc>
         <w:tc>
@@ -4788,11 +4619,9 @@
               </w:rPr>
               <w:t>(</w:t>
             </w:r>
-            <w:proofErr w:type="spellStart"/>
             <w:r>
               <w:t>i,j</w:t>
             </w:r>
-            <w:proofErr w:type="spellEnd"/>
             <w:r>
               <w:rPr>
                 <w:lang w:val="en-US"/>
@@ -4918,27 +4747,17 @@
               <w:pStyle w:val="aff5"/>
             </w:pPr>
             <w:r>
-              <w:t>\</w:t>
-            </w:r>
-            <w:proofErr w:type="spellStart"/>
-            <w:r>
-              <w:t>sum</w:t>
-            </w:r>
-            <w:proofErr w:type="spellEnd"/>
-            <w:r>
-              <w:t>_</w:t>
+              <w:t>\sum_</w:t>
             </w:r>
             <w:r>
               <w:t>(</w:t>
             </w:r>
-            <w:proofErr w:type="spellStart"/>
             <w:r>
               <w:rPr>
                 <w:lang w:val="en-US"/>
               </w:rPr>
               <w:t>i</w:t>
             </w:r>
-            <w:proofErr w:type="spellEnd"/>
             <w:r>
               <w:t>=0)</w:t>
             </w:r>
@@ -5059,13 +4878,8 @@
               <w:pStyle w:val="aff5"/>
             </w:pPr>
             <w:r>
-              <w:t>\</w:t>
-            </w:r>
-            <w:proofErr w:type="spellStart"/>
-            <w:r>
-              <w:t>neq</w:t>
-            </w:r>
-            <w:proofErr w:type="spellEnd"/>
+              <w:t>\neq</w:t>
+            </w:r>
           </w:p>
         </w:tc>
         <w:tc>
@@ -5109,13 +4923,8 @@
               <w:pStyle w:val="aff5"/>
             </w:pPr>
             <w:r>
-              <w:t>\</w:t>
-            </w:r>
-            <w:proofErr w:type="spellStart"/>
-            <w:r>
-              <w:t>pm</w:t>
-            </w:r>
-            <w:proofErr w:type="spellEnd"/>
+              <w:t>\pm</w:t>
+            </w:r>
           </w:p>
         </w:tc>
         <w:tc>
@@ -6198,19 +6007,11 @@
       <w:r>
         <w:t>конец строки (</w:t>
       </w:r>
-      <w:proofErr w:type="spellStart"/>
       <w:r>
         <w:rPr>
           <w:lang w:val="en-US"/>
         </w:rPr>
-        <w:t>Shift+Enter</w:t>
-      </w:r>
-      <w:proofErr w:type="spellEnd"/>
-      <w:r>
-        <w:rPr>
-          <w:lang w:val="en-US"/>
-        </w:rPr>
-        <w:t>);</w:t>
+        <w:t>Shift+Enter);</w:t>
       </w:r>
     </w:p>
     <w:p>
@@ -6231,19 +6032,11 @@
       <w:r>
         <w:t>разрыв страницы (</w:t>
       </w:r>
-      <w:proofErr w:type="spellStart"/>
       <w:r>
         <w:rPr>
           <w:lang w:val="en-US"/>
         </w:rPr>
-        <w:t>Ctrl+Enter</w:t>
-      </w:r>
-      <w:proofErr w:type="spellEnd"/>
-      <w:r>
-        <w:rPr>
-          <w:lang w:val="en-US"/>
-        </w:rPr>
-        <w:t>).</w:t>
+        <w:t>Ctrl+Enter).</w:t>
       </w:r>
     </w:p>
     <w:p>
@@ -6637,11 +6430,7 @@
         <w:pStyle w:val="ab"/>
       </w:pPr>
       <w:r>
-        <w:t xml:space="preserve">Если в процессе верстки у вас возникают переносы или разрывы, которых быть не должно, а также прочие проблемы, идентифицировать причину, которой явно не удается, можно воспользоваться инструментом. Отобразить все знаки, выбрав его в меню Абзац либо с помощью сочетания клавиш </w:t>
-      </w:r>
-      <w:proofErr w:type="spellStart"/>
-      <w:r>
-        <w:t>Ctrl</w:t>
+        <w:t>Если в процессе верстки у вас возникают переносы или разрывы, которых быть не должно, а также прочие проблемы, идентифицировать причину, которой явно не удается, можно воспользоваться инструментом. Отобразить все знаки, выбрав его в меню Абзац либо с помощью сочетания клавиш Ctrl</w:t>
       </w:r>
       <w:r>
         <w:t>+</w:t>
@@ -6649,7 +6438,6 @@
       <w:r>
         <w:t>S</w:t>
       </w:r>
-      <w:proofErr w:type="spellEnd"/>
       <w:r>
         <w:rPr>
           <w:lang w:val="en-US"/>
@@ -6693,15 +6481,7 @@
         <w:t xml:space="preserve">) </w:t>
       </w:r>
       <w:r>
-        <w:t xml:space="preserve">в содержании – если какой-то текст залезает на тот же уровень справа в содержании, на котором находятся номера страниц – следует в данной строке сделать разрыв, перенеся часть текста на новую строку, чтобы не возникало такого </w:t>
-      </w:r>
-      <w:proofErr w:type="spellStart"/>
-      <w:r>
-        <w:t>налезания</w:t>
-      </w:r>
-      <w:proofErr w:type="spellEnd"/>
-      <w:r>
-        <w:t xml:space="preserve"> (пример верного и неверного оформления содержания на рис. 1.1).</w:t>
+        <w:t>в содержании – если какой-то текст залезает на тот же уровень справа в содержании, на котором находятся номера страниц – следует в данной строке сделать разрыв, перенеся часть текста на новую строку, чтобы не возникало такого налезания (пример верного и неверного оформления содержания на рис. 1.1).</w:t>
       </w:r>
     </w:p>
     <w:p>
@@ -6833,9 +6613,6 @@
         <w:t>1.5</w:t>
       </w:r>
       <w:r>
-        <w:rPr>
-          <w:lang w:val="en-US"/>
-        </w:rPr>
         <w:t xml:space="preserve"> </w:t>
       </w:r>
       <w:r>
@@ -6864,76 +6641,66 @@
         <w:t xml:space="preserve"> (</w:t>
       </w:r>
       <w:r>
-        <w:t xml:space="preserve">от </w:t>
-      </w:r>
-      <w:proofErr w:type="spellStart"/>
-      <w:r>
-        <w:t>анг</w:t>
-      </w:r>
-      <w:proofErr w:type="spellEnd"/>
+        <w:t>от анг.</w:t>
+      </w:r>
+      <w:r>
+        <w:t xml:space="preserve"> </w:t>
+      </w:r>
+      <w:r>
+        <w:rPr>
+          <w:lang w:val="en-US"/>
+        </w:rPr>
+        <w:t>Row</w:t>
+      </w:r>
+      <w:r>
+        <w:t xml:space="preserve">) </w:t>
+      </w:r>
+      <w:r>
+        <w:t xml:space="preserve">следует указывать номер строки кода (если строка не помещается и «разрывается» – вторая часть после разрыва не нумеруется, см. табл. 1.5, </w:t>
+      </w:r>
+      <w:r>
+        <w:rPr>
+          <w:lang w:val="en-US"/>
+        </w:rPr>
+        <w:t>R</w:t>
+      </w:r>
+      <w:r>
+        <w:t>=4</w:t>
+      </w:r>
+      <w:r>
+        <w:t>).</w:t>
+      </w:r>
+    </w:p>
+    <w:p>
+      <w:pPr>
+        <w:pStyle w:val="af2"/>
+      </w:pPr>
+    </w:p>
+    <w:p>
+      <w:pPr>
+        <w:pStyle w:val="aff3"/>
+      </w:pPr>
+      <w:r>
+        <w:t xml:space="preserve">Таблица </w:t>
+      </w:r>
+      <w:r>
+        <w:t>1</w:t>
+      </w:r>
       <w:r>
         <w:t>.</w:t>
       </w:r>
       <w:r>
-        <w:t xml:space="preserve"> </w:t>
+        <w:t xml:space="preserve">5 – </w:t>
+      </w:r>
+      <w:r>
+        <w:t xml:space="preserve">Программный код для реализации архитектуры </w:t>
       </w:r>
       <w:r>
         <w:rPr>
           <w:lang w:val="en-US"/>
         </w:rPr>
-        <w:t>Row</w:t>
-      </w:r>
-      <w:r>
-        <w:t xml:space="preserve">) </w:t>
-      </w:r>
-      <w:r>
-        <w:t xml:space="preserve">следует указывать номер строки кода (если строка не помещается и «разрывается» – вторая часть после разрыва не нумеруется, см. табл. 1.5, </w:t>
-      </w:r>
-      <w:r>
-        <w:rPr>
-          <w:lang w:val="en-US"/>
-        </w:rPr>
-        <w:t>R</w:t>
-      </w:r>
-      <w:r>
-        <w:t>=4</w:t>
-      </w:r>
-      <w:r>
-        <w:t>).</w:t>
-      </w:r>
-    </w:p>
-    <w:p>
-      <w:pPr>
-        <w:pStyle w:val="af2"/>
-      </w:pPr>
-    </w:p>
-    <w:p>
-      <w:pPr>
-        <w:pStyle w:val="aff3"/>
-      </w:pPr>
-      <w:r>
-        <w:t xml:space="preserve">Таблица </w:t>
-      </w:r>
-      <w:r>
-        <w:t>1</w:t>
-      </w:r>
-      <w:r>
-        <w:t>.</w:t>
-      </w:r>
-      <w:r>
-        <w:t xml:space="preserve">5 – </w:t>
-      </w:r>
-      <w:r>
-        <w:t xml:space="preserve">Программный код для реализации архитектуры </w:t>
-      </w:r>
-      <w:proofErr w:type="spellStart"/>
-      <w:r>
-        <w:rPr>
-          <w:lang w:val="en-US"/>
-        </w:rPr>
         <w:t>LeNet</w:t>
       </w:r>
-      <w:proofErr w:type="spellEnd"/>
       <w:r>
         <w:t>5</w:t>
       </w:r>
@@ -7247,27 +7014,7 @@
                 <w:szCs w:val="20"/>
                 <w:lang w:val="en-US"/>
               </w:rPr>
-              <w:t>class LeNet5(</w:t>
-            </w:r>
-            <w:proofErr w:type="spellStart"/>
-            <w:r>
-              <w:rPr>
-                <w:rFonts w:ascii="Consolas" w:hAnsi="Consolas"/>
-                <w:sz w:val="20"/>
-                <w:szCs w:val="20"/>
-                <w:lang w:val="en-US"/>
-              </w:rPr>
-              <w:t>nn.Module</w:t>
-            </w:r>
-            <w:proofErr w:type="spellEnd"/>
-            <w:r>
-              <w:rPr>
-                <w:rFonts w:ascii="Consolas" w:hAnsi="Consolas"/>
-                <w:sz w:val="20"/>
-                <w:szCs w:val="20"/>
-                <w:lang w:val="en-US"/>
-              </w:rPr>
-              <w:t>):</w:t>
+              <w:t>class LeNet5(nn.Module):</w:t>
             </w:r>
           </w:p>
           <w:p>
@@ -7289,27 +7036,7 @@
                 <w:szCs w:val="20"/>
                 <w:lang w:val="en-US"/>
               </w:rPr>
-              <w:t xml:space="preserve">    def __</w:t>
-            </w:r>
-            <w:proofErr w:type="spellStart"/>
-            <w:r>
-              <w:rPr>
-                <w:rFonts w:ascii="Consolas" w:hAnsi="Consolas"/>
-                <w:sz w:val="20"/>
-                <w:szCs w:val="20"/>
-                <w:lang w:val="en-US"/>
-              </w:rPr>
-              <w:t>init</w:t>
-            </w:r>
-            <w:proofErr w:type="spellEnd"/>
-            <w:r>
-              <w:rPr>
-                <w:rFonts w:ascii="Consolas" w:hAnsi="Consolas"/>
-                <w:sz w:val="20"/>
-                <w:szCs w:val="20"/>
-                <w:lang w:val="en-US"/>
-              </w:rPr>
-              <w:t>__(self):</w:t>
+              <w:t xml:space="preserve">    def __init__(self):</w:t>
             </w:r>
           </w:p>
           <w:p>
@@ -7331,27 +7058,7 @@
                 <w:szCs w:val="20"/>
                 <w:lang w:val="en-US"/>
               </w:rPr>
-              <w:t xml:space="preserve">        super().__</w:t>
-            </w:r>
-            <w:proofErr w:type="spellStart"/>
-            <w:r>
-              <w:rPr>
-                <w:rFonts w:ascii="Consolas" w:hAnsi="Consolas"/>
-                <w:sz w:val="20"/>
-                <w:szCs w:val="20"/>
-                <w:lang w:val="en-US"/>
-              </w:rPr>
-              <w:t>init</w:t>
-            </w:r>
-            <w:proofErr w:type="spellEnd"/>
-            <w:r>
-              <w:rPr>
-                <w:rFonts w:ascii="Consolas" w:hAnsi="Consolas"/>
-                <w:sz w:val="20"/>
-                <w:szCs w:val="20"/>
-                <w:lang w:val="en-US"/>
-              </w:rPr>
-              <w:t>__()</w:t>
+              <w:t xml:space="preserve">        super().__init__()</w:t>
             </w:r>
           </w:p>
           <w:p>
@@ -7383,67 +7090,7 @@
                 <w:szCs w:val="20"/>
                 <w:lang w:val="en-US"/>
               </w:rPr>
-              <w:t>self.C1 = nn.Conv2d(</w:t>
-            </w:r>
-            <w:proofErr w:type="spellStart"/>
-            <w:r>
-              <w:rPr>
-                <w:rFonts w:ascii="Consolas" w:hAnsi="Consolas"/>
-                <w:sz w:val="20"/>
-                <w:szCs w:val="20"/>
-                <w:lang w:val="en-US"/>
-              </w:rPr>
-              <w:t>in_channels</w:t>
-            </w:r>
-            <w:proofErr w:type="spellEnd"/>
-            <w:r>
-              <w:rPr>
-                <w:rFonts w:ascii="Consolas" w:hAnsi="Consolas"/>
-                <w:sz w:val="20"/>
-                <w:szCs w:val="20"/>
-                <w:lang w:val="en-US"/>
-              </w:rPr>
-              <w:t xml:space="preserve">=3, </w:t>
-            </w:r>
-            <w:proofErr w:type="spellStart"/>
-            <w:r>
-              <w:rPr>
-                <w:rFonts w:ascii="Consolas" w:hAnsi="Consolas"/>
-                <w:sz w:val="20"/>
-                <w:szCs w:val="20"/>
-                <w:lang w:val="en-US"/>
-              </w:rPr>
-              <w:t>out_channels</w:t>
-            </w:r>
-            <w:proofErr w:type="spellEnd"/>
-            <w:r>
-              <w:rPr>
-                <w:rFonts w:ascii="Consolas" w:hAnsi="Consolas"/>
-                <w:sz w:val="20"/>
-                <w:szCs w:val="20"/>
-                <w:lang w:val="en-US"/>
-              </w:rPr>
-              <w:t xml:space="preserve">=6, </w:t>
-            </w:r>
-            <w:proofErr w:type="spellStart"/>
-            <w:r>
-              <w:rPr>
-                <w:rFonts w:ascii="Consolas" w:hAnsi="Consolas"/>
-                <w:sz w:val="20"/>
-                <w:szCs w:val="20"/>
-                <w:lang w:val="en-US"/>
-              </w:rPr>
-              <w:t>kernel_size</w:t>
-            </w:r>
-            <w:proofErr w:type="spellEnd"/>
-            <w:r>
-              <w:rPr>
-                <w:rFonts w:ascii="Consolas" w:hAnsi="Consolas"/>
-                <w:sz w:val="20"/>
-                <w:szCs w:val="20"/>
-                <w:lang w:val="en-US"/>
-              </w:rPr>
-              <w:t>=5, padding=2)</w:t>
+              <w:t>self.C1 = nn.Conv2d(in_channels=3, out_channels=6, kernel_size=5, padding=2)</w:t>
             </w:r>
           </w:p>
           <w:p>
@@ -7465,27 +7112,7 @@
                 <w:szCs w:val="20"/>
                 <w:lang w:val="en-US"/>
               </w:rPr>
-              <w:t xml:space="preserve">        self.S2 = nn.MaxPool2d(</w:t>
-            </w:r>
-            <w:proofErr w:type="spellStart"/>
-            <w:r>
-              <w:rPr>
-                <w:rFonts w:ascii="Consolas" w:hAnsi="Consolas"/>
-                <w:sz w:val="20"/>
-                <w:szCs w:val="20"/>
-                <w:lang w:val="en-US"/>
-              </w:rPr>
-              <w:t>kernel_size</w:t>
-            </w:r>
-            <w:proofErr w:type="spellEnd"/>
-            <w:r>
-              <w:rPr>
-                <w:rFonts w:ascii="Consolas" w:hAnsi="Consolas"/>
-                <w:sz w:val="20"/>
-                <w:szCs w:val="20"/>
-                <w:lang w:val="en-US"/>
-              </w:rPr>
-              <w:t>=2, stride=2)</w:t>
+              <w:t xml:space="preserve">        self.S2 = nn.MaxPool2d(kernel_size=2, stride=2)</w:t>
             </w:r>
           </w:p>
           <w:p>
@@ -7507,67 +7134,7 @@
                 <w:szCs w:val="20"/>
                 <w:lang w:val="en-US"/>
               </w:rPr>
-              <w:t xml:space="preserve">        self.C3 = nn.Conv2d(</w:t>
-            </w:r>
-            <w:proofErr w:type="spellStart"/>
-            <w:r>
-              <w:rPr>
-                <w:rFonts w:ascii="Consolas" w:hAnsi="Consolas"/>
-                <w:sz w:val="20"/>
-                <w:szCs w:val="20"/>
-                <w:lang w:val="en-US"/>
-              </w:rPr>
-              <w:t>in_channels</w:t>
-            </w:r>
-            <w:proofErr w:type="spellEnd"/>
-            <w:r>
-              <w:rPr>
-                <w:rFonts w:ascii="Consolas" w:hAnsi="Consolas"/>
-                <w:sz w:val="20"/>
-                <w:szCs w:val="20"/>
-                <w:lang w:val="en-US"/>
-              </w:rPr>
-              <w:t xml:space="preserve">=6, </w:t>
-            </w:r>
-            <w:proofErr w:type="spellStart"/>
-            <w:r>
-              <w:rPr>
-                <w:rFonts w:ascii="Consolas" w:hAnsi="Consolas"/>
-                <w:sz w:val="20"/>
-                <w:szCs w:val="20"/>
-                <w:lang w:val="en-US"/>
-              </w:rPr>
-              <w:t>out_channels</w:t>
-            </w:r>
-            <w:proofErr w:type="spellEnd"/>
-            <w:r>
-              <w:rPr>
-                <w:rFonts w:ascii="Consolas" w:hAnsi="Consolas"/>
-                <w:sz w:val="20"/>
-                <w:szCs w:val="20"/>
-                <w:lang w:val="en-US"/>
-              </w:rPr>
-              <w:t xml:space="preserve">=16, </w:t>
-            </w:r>
-            <w:proofErr w:type="spellStart"/>
-            <w:r>
-              <w:rPr>
-                <w:rFonts w:ascii="Consolas" w:hAnsi="Consolas"/>
-                <w:sz w:val="20"/>
-                <w:szCs w:val="20"/>
-                <w:lang w:val="en-US"/>
-              </w:rPr>
-              <w:t>kernel_size</w:t>
-            </w:r>
-            <w:proofErr w:type="spellEnd"/>
-            <w:r>
-              <w:rPr>
-                <w:rFonts w:ascii="Consolas" w:hAnsi="Consolas"/>
-                <w:sz w:val="20"/>
-                <w:szCs w:val="20"/>
-                <w:lang w:val="en-US"/>
-              </w:rPr>
-              <w:t>=5)</w:t>
+              <w:t xml:space="preserve">        self.C3 = nn.Conv2d(in_channels=6, out_channels=16, kernel_size=5)</w:t>
             </w:r>
           </w:p>
         </w:tc>
@@ -8104,27 +7671,7 @@
                 <w:szCs w:val="20"/>
                 <w:lang w:val="en-US"/>
               </w:rPr>
-              <w:t xml:space="preserve">        self.S4 = nn.MaxPool2d(</w:t>
-            </w:r>
-            <w:proofErr w:type="spellStart"/>
-            <w:r>
-              <w:rPr>
-                <w:rFonts w:ascii="Consolas" w:hAnsi="Consolas"/>
-                <w:sz w:val="20"/>
-                <w:szCs w:val="20"/>
-                <w:lang w:val="en-US"/>
-              </w:rPr>
-              <w:t>kernel_size</w:t>
-            </w:r>
-            <w:proofErr w:type="spellEnd"/>
-            <w:r>
-              <w:rPr>
-                <w:rFonts w:ascii="Consolas" w:hAnsi="Consolas"/>
-                <w:sz w:val="20"/>
-                <w:szCs w:val="20"/>
-                <w:lang w:val="en-US"/>
-              </w:rPr>
-              <w:t>=2, stride=2)</w:t>
+              <w:t xml:space="preserve">        self.S4 = nn.MaxPool2d(kernel_size=2, stride=2)</w:t>
             </w:r>
           </w:p>
           <w:p>
@@ -8146,67 +7693,7 @@
                 <w:szCs w:val="20"/>
                 <w:lang w:val="en-US"/>
               </w:rPr>
-              <w:t xml:space="preserve">        self.F5 = </w:t>
-            </w:r>
-            <w:proofErr w:type="spellStart"/>
-            <w:r>
-              <w:rPr>
-                <w:rFonts w:ascii="Consolas" w:hAnsi="Consolas"/>
-                <w:sz w:val="20"/>
-                <w:szCs w:val="20"/>
-                <w:lang w:val="en-US"/>
-              </w:rPr>
-              <w:t>nn.Linear</w:t>
-            </w:r>
-            <w:proofErr w:type="spellEnd"/>
-            <w:r>
-              <w:rPr>
-                <w:rFonts w:ascii="Consolas" w:hAnsi="Consolas"/>
-                <w:sz w:val="20"/>
-                <w:szCs w:val="20"/>
-                <w:lang w:val="en-US"/>
-              </w:rPr>
-              <w:t>(</w:t>
-            </w:r>
-            <w:proofErr w:type="spellStart"/>
-            <w:r>
-              <w:rPr>
-                <w:rFonts w:ascii="Consolas" w:hAnsi="Consolas"/>
-                <w:sz w:val="20"/>
-                <w:szCs w:val="20"/>
-                <w:lang w:val="en-US"/>
-              </w:rPr>
-              <w:t>in_features</w:t>
-            </w:r>
-            <w:proofErr w:type="spellEnd"/>
-            <w:r>
-              <w:rPr>
-                <w:rFonts w:ascii="Consolas" w:hAnsi="Consolas"/>
-                <w:sz w:val="20"/>
-                <w:szCs w:val="20"/>
-                <w:lang w:val="en-US"/>
-              </w:rPr>
-              <w:t xml:space="preserve">=16 * 5 * 5, </w:t>
-            </w:r>
-            <w:proofErr w:type="spellStart"/>
-            <w:r>
-              <w:rPr>
-                <w:rFonts w:ascii="Consolas" w:hAnsi="Consolas"/>
-                <w:sz w:val="20"/>
-                <w:szCs w:val="20"/>
-                <w:lang w:val="en-US"/>
-              </w:rPr>
-              <w:t>out_features</w:t>
-            </w:r>
-            <w:proofErr w:type="spellEnd"/>
-            <w:r>
-              <w:rPr>
-                <w:rFonts w:ascii="Consolas" w:hAnsi="Consolas"/>
-                <w:sz w:val="20"/>
-                <w:szCs w:val="20"/>
-                <w:lang w:val="en-US"/>
-              </w:rPr>
-              <w:t>=120)</w:t>
+              <w:t xml:space="preserve">        self.F5 = nn.Linear(in_features=16 * 5 * 5, out_features=120)</w:t>
             </w:r>
           </w:p>
           <w:p>
@@ -8228,67 +7715,7 @@
                 <w:szCs w:val="20"/>
                 <w:lang w:val="en-US"/>
               </w:rPr>
-              <w:t xml:space="preserve">        self.F6 = </w:t>
-            </w:r>
-            <w:proofErr w:type="spellStart"/>
-            <w:r>
-              <w:rPr>
-                <w:rFonts w:ascii="Consolas" w:hAnsi="Consolas"/>
-                <w:sz w:val="20"/>
-                <w:szCs w:val="20"/>
-                <w:lang w:val="en-US"/>
-              </w:rPr>
-              <w:t>nn.Linear</w:t>
-            </w:r>
-            <w:proofErr w:type="spellEnd"/>
-            <w:r>
-              <w:rPr>
-                <w:rFonts w:ascii="Consolas" w:hAnsi="Consolas"/>
-                <w:sz w:val="20"/>
-                <w:szCs w:val="20"/>
-                <w:lang w:val="en-US"/>
-              </w:rPr>
-              <w:t>(</w:t>
-            </w:r>
-            <w:proofErr w:type="spellStart"/>
-            <w:r>
-              <w:rPr>
-                <w:rFonts w:ascii="Consolas" w:hAnsi="Consolas"/>
-                <w:sz w:val="20"/>
-                <w:szCs w:val="20"/>
-                <w:lang w:val="en-US"/>
-              </w:rPr>
-              <w:t>in_features</w:t>
-            </w:r>
-            <w:proofErr w:type="spellEnd"/>
-            <w:r>
-              <w:rPr>
-                <w:rFonts w:ascii="Consolas" w:hAnsi="Consolas"/>
-                <w:sz w:val="20"/>
-                <w:szCs w:val="20"/>
-                <w:lang w:val="en-US"/>
-              </w:rPr>
-              <w:t xml:space="preserve">=120, </w:t>
-            </w:r>
-            <w:proofErr w:type="spellStart"/>
-            <w:r>
-              <w:rPr>
-                <w:rFonts w:ascii="Consolas" w:hAnsi="Consolas"/>
-                <w:sz w:val="20"/>
-                <w:szCs w:val="20"/>
-                <w:lang w:val="en-US"/>
-              </w:rPr>
-              <w:t>out_features</w:t>
-            </w:r>
-            <w:proofErr w:type="spellEnd"/>
-            <w:r>
-              <w:rPr>
-                <w:rFonts w:ascii="Consolas" w:hAnsi="Consolas"/>
-                <w:sz w:val="20"/>
-                <w:szCs w:val="20"/>
-                <w:lang w:val="en-US"/>
-              </w:rPr>
-              <w:t>=84)</w:t>
+              <w:t xml:space="preserve">        self.F6 = nn.Linear(in_features=120, out_features=84)</w:t>
             </w:r>
           </w:p>
           <w:p>
@@ -8310,67 +7737,7 @@
                 <w:szCs w:val="20"/>
                 <w:lang w:val="en-US"/>
               </w:rPr>
-              <w:t xml:space="preserve">        self.F7 = </w:t>
-            </w:r>
-            <w:proofErr w:type="spellStart"/>
-            <w:r>
-              <w:rPr>
-                <w:rFonts w:ascii="Consolas" w:hAnsi="Consolas"/>
-                <w:sz w:val="20"/>
-                <w:szCs w:val="20"/>
-                <w:lang w:val="en-US"/>
-              </w:rPr>
-              <w:t>nn.Linear</w:t>
-            </w:r>
-            <w:proofErr w:type="spellEnd"/>
-            <w:r>
-              <w:rPr>
-                <w:rFonts w:ascii="Consolas" w:hAnsi="Consolas"/>
-                <w:sz w:val="20"/>
-                <w:szCs w:val="20"/>
-                <w:lang w:val="en-US"/>
-              </w:rPr>
-              <w:t>(</w:t>
-            </w:r>
-            <w:proofErr w:type="spellStart"/>
-            <w:r>
-              <w:rPr>
-                <w:rFonts w:ascii="Consolas" w:hAnsi="Consolas"/>
-                <w:sz w:val="20"/>
-                <w:szCs w:val="20"/>
-                <w:lang w:val="en-US"/>
-              </w:rPr>
-              <w:t>in_features</w:t>
-            </w:r>
-            <w:proofErr w:type="spellEnd"/>
-            <w:r>
-              <w:rPr>
-                <w:rFonts w:ascii="Consolas" w:hAnsi="Consolas"/>
-                <w:sz w:val="20"/>
-                <w:szCs w:val="20"/>
-                <w:lang w:val="en-US"/>
-              </w:rPr>
-              <w:t xml:space="preserve">=84, </w:t>
-            </w:r>
-            <w:proofErr w:type="spellStart"/>
-            <w:r>
-              <w:rPr>
-                <w:rFonts w:ascii="Consolas" w:hAnsi="Consolas"/>
-                <w:sz w:val="20"/>
-                <w:szCs w:val="20"/>
-                <w:lang w:val="en-US"/>
-              </w:rPr>
-              <w:t>out_features</w:t>
-            </w:r>
-            <w:proofErr w:type="spellEnd"/>
-            <w:r>
-              <w:rPr>
-                <w:rFonts w:ascii="Consolas" w:hAnsi="Consolas"/>
-                <w:sz w:val="20"/>
-                <w:szCs w:val="20"/>
-                <w:lang w:val="en-US"/>
-              </w:rPr>
-              <w:t>=10)</w:t>
+              <w:t xml:space="preserve">        self.F7 = nn.Linear(in_features=84, out_features=10)</w:t>
             </w:r>
           </w:p>
           <w:p>
@@ -8414,27 +7781,7 @@
                 <w:szCs w:val="20"/>
                 <w:lang w:val="en-US"/>
               </w:rPr>
-              <w:t xml:space="preserve">        x = </w:t>
-            </w:r>
-            <w:proofErr w:type="spellStart"/>
-            <w:r>
-              <w:rPr>
-                <w:rFonts w:ascii="Consolas" w:hAnsi="Consolas"/>
-                <w:sz w:val="20"/>
-                <w:szCs w:val="20"/>
-                <w:lang w:val="en-US"/>
-              </w:rPr>
-              <w:t>x.float</w:t>
-            </w:r>
-            <w:proofErr w:type="spellEnd"/>
-            <w:r>
-              <w:rPr>
-                <w:rFonts w:ascii="Consolas" w:hAnsi="Consolas"/>
-                <w:sz w:val="20"/>
-                <w:szCs w:val="20"/>
-                <w:lang w:val="en-US"/>
-              </w:rPr>
-              <w:t>()</w:t>
+              <w:t xml:space="preserve">        x = x.float()</w:t>
             </w:r>
           </w:p>
           <w:p>
@@ -8456,27 +7803,7 @@
                 <w:szCs w:val="20"/>
                 <w:lang w:val="en-US"/>
               </w:rPr>
-              <w:t xml:space="preserve">        x = </w:t>
-            </w:r>
-            <w:proofErr w:type="spellStart"/>
-            <w:r>
-              <w:rPr>
-                <w:rFonts w:ascii="Consolas" w:hAnsi="Consolas"/>
-                <w:sz w:val="20"/>
-                <w:szCs w:val="20"/>
-                <w:lang w:val="en-US"/>
-              </w:rPr>
-              <w:t>F.relu</w:t>
-            </w:r>
-            <w:proofErr w:type="spellEnd"/>
-            <w:r>
-              <w:rPr>
-                <w:rFonts w:ascii="Consolas" w:hAnsi="Consolas"/>
-                <w:sz w:val="20"/>
-                <w:szCs w:val="20"/>
-                <w:lang w:val="en-US"/>
-              </w:rPr>
-              <w:t>(self.C1(x))</w:t>
+              <w:t xml:space="preserve">        x = F.relu(self.C1(x))</w:t>
             </w:r>
           </w:p>
           <w:p>
@@ -8520,27 +7847,7 @@
                 <w:szCs w:val="20"/>
                 <w:lang w:val="en-US"/>
               </w:rPr>
-              <w:t xml:space="preserve">        x = </w:t>
-            </w:r>
-            <w:proofErr w:type="spellStart"/>
-            <w:r>
-              <w:rPr>
-                <w:rFonts w:ascii="Consolas" w:hAnsi="Consolas"/>
-                <w:sz w:val="20"/>
-                <w:szCs w:val="20"/>
-                <w:lang w:val="en-US"/>
-              </w:rPr>
-              <w:t>F.relu</w:t>
-            </w:r>
-            <w:proofErr w:type="spellEnd"/>
-            <w:r>
-              <w:rPr>
-                <w:rFonts w:ascii="Consolas" w:hAnsi="Consolas"/>
-                <w:sz w:val="20"/>
-                <w:szCs w:val="20"/>
-                <w:lang w:val="en-US"/>
-              </w:rPr>
-              <w:t>(self.C3(x))</w:t>
+              <w:t xml:space="preserve">        x = F.relu(self.C3(x))</w:t>
             </w:r>
           </w:p>
           <w:p>
@@ -8584,27 +7891,7 @@
                 <w:szCs w:val="20"/>
                 <w:lang w:val="en-US"/>
               </w:rPr>
-              <w:t xml:space="preserve">        x = </w:t>
-            </w:r>
-            <w:proofErr w:type="spellStart"/>
-            <w:r>
-              <w:rPr>
-                <w:rFonts w:ascii="Consolas" w:hAnsi="Consolas"/>
-                <w:sz w:val="20"/>
-                <w:szCs w:val="20"/>
-                <w:lang w:val="en-US"/>
-              </w:rPr>
-              <w:t>x.view</w:t>
-            </w:r>
-            <w:proofErr w:type="spellEnd"/>
-            <w:r>
-              <w:rPr>
-                <w:rFonts w:ascii="Consolas" w:hAnsi="Consolas"/>
-                <w:sz w:val="20"/>
-                <w:szCs w:val="20"/>
-                <w:lang w:val="en-US"/>
-              </w:rPr>
-              <w:t>(-1, 16 * 5 * 5)</w:t>
+              <w:t xml:space="preserve">        x = x.view(-1, 16 * 5 * 5)</w:t>
             </w:r>
           </w:p>
           <w:p>
@@ -8635,27 +7922,7 @@
                 <w:szCs w:val="20"/>
                 <w:lang w:val="en-US"/>
               </w:rPr>
-              <w:t xml:space="preserve">x = </w:t>
-            </w:r>
-            <w:proofErr w:type="spellStart"/>
-            <w:r>
-              <w:rPr>
-                <w:rFonts w:ascii="Consolas" w:hAnsi="Consolas"/>
-                <w:sz w:val="20"/>
-                <w:szCs w:val="20"/>
-                <w:lang w:val="en-US"/>
-              </w:rPr>
-              <w:t>F.relu</w:t>
-            </w:r>
-            <w:proofErr w:type="spellEnd"/>
-            <w:r>
-              <w:rPr>
-                <w:rFonts w:ascii="Consolas" w:hAnsi="Consolas"/>
-                <w:sz w:val="20"/>
-                <w:szCs w:val="20"/>
-                <w:lang w:val="en-US"/>
-              </w:rPr>
-              <w:t>(self.F5(x))</w:t>
+              <w:t>x = F.relu(self.F5(x))</w:t>
             </w:r>
           </w:p>
           <w:p>
@@ -8677,27 +7944,7 @@
                 <w:szCs w:val="20"/>
                 <w:lang w:val="en-US"/>
               </w:rPr>
-              <w:t xml:space="preserve">        x = </w:t>
-            </w:r>
-            <w:proofErr w:type="spellStart"/>
-            <w:r>
-              <w:rPr>
-                <w:rFonts w:ascii="Consolas" w:hAnsi="Consolas"/>
-                <w:sz w:val="20"/>
-                <w:szCs w:val="20"/>
-                <w:lang w:val="en-US"/>
-              </w:rPr>
-              <w:t>F.relu</w:t>
-            </w:r>
-            <w:proofErr w:type="spellEnd"/>
-            <w:r>
-              <w:rPr>
-                <w:rFonts w:ascii="Consolas" w:hAnsi="Consolas"/>
-                <w:sz w:val="20"/>
-                <w:szCs w:val="20"/>
-                <w:lang w:val="en-US"/>
-              </w:rPr>
-              <w:t>(self.F6(x))</w:t>
+              <w:t xml:space="preserve">        x = F.relu(self.F6(x))</w:t>
             </w:r>
           </w:p>
           <w:p>
@@ -8816,27 +8063,7 @@
                 <w:szCs w:val="20"/>
                 <w:lang w:val="en-US"/>
               </w:rPr>
-              <w:t xml:space="preserve">model = </w:t>
-            </w:r>
-            <w:proofErr w:type="spellStart"/>
-            <w:r>
-              <w:rPr>
-                <w:rFonts w:ascii="Consolas" w:hAnsi="Consolas"/>
-                <w:sz w:val="20"/>
-                <w:szCs w:val="20"/>
-                <w:lang w:val="en-US"/>
-              </w:rPr>
-              <w:t>LeNet</w:t>
-            </w:r>
-            <w:proofErr w:type="spellEnd"/>
-            <w:r>
-              <w:rPr>
-                <w:rFonts w:ascii="Consolas" w:hAnsi="Consolas"/>
-                <w:sz w:val="20"/>
-                <w:szCs w:val="20"/>
-                <w:lang w:val="en-US"/>
-              </w:rPr>
-              <w:t>()</w:t>
+              <w:t>model = LeNet()</w:t>
             </w:r>
           </w:p>
         </w:tc>
@@ -8935,15 +8162,7 @@
         <w:t>ГОСТ 19.701-90 (ИСО 5807-85) «ЕСПД. Схемы алгоритмов, программ, данных и систем. Условные обозначения и правила выполнения».</w:t>
       </w:r>
       <w:r>
-        <w:t xml:space="preserve"> Очень неплохой пример построения схем по этому ГОСТу есть в статье «Блок-схема» на вики. </w:t>
-      </w:r>
-      <w:proofErr w:type="spellStart"/>
-      <w:r>
-        <w:t>Бекап</w:t>
-      </w:r>
-      <w:proofErr w:type="spellEnd"/>
-      <w:r>
-        <w:t xml:space="preserve"> статьи в </w:t>
+        <w:t xml:space="preserve"> Очень неплохой пример построения схем по этому ГОСТу есть в статье «Блок-схема» на вики. Бекап статьи в </w:t>
       </w:r>
       <w:r>
         <w:rPr>
@@ -9057,9 +8276,6 @@
         <w:t>1.</w:t>
       </w:r>
       <w:r>
-        <w:rPr>
-          <w:lang w:val="en-US"/>
-        </w:rPr>
         <w:t>7</w:t>
       </w:r>
       <w:r>
@@ -9100,10 +8316,7 @@
         <w:t xml:space="preserve">Разработка </w:t>
       </w:r>
       <w:r>
-        <w:t xml:space="preserve">___ </w:t>
-      </w:r>
-      <w:r>
-        <w:t>(вместо пропуска подставьте название своего типа устройств по теме работы)</w:t>
+        <w:t>___ (вместо пропуска подставьте название своего типа устройств по теме работы)</w:t>
       </w:r>
       <w:bookmarkEnd w:id="28"/>
     </w:p>
@@ -9153,15 +8366,7 @@
         <w:t xml:space="preserve">вы описываете процесс проектирования структурной схемы вашего устройства. </w:t>
       </w:r>
       <w:r>
-        <w:t xml:space="preserve">Приводите структурную схему свою со словами «на основе анализа существующих решений была разработана следующая структурная схема для ___», где вместо пропуска – название вашего устройства/системы. После этого описываете отдельно каждый блок – зачем он нужен. Но конкретные компоненты вы здесь не выбираете (например, если у вас в схеме есть усилитель, вы указываете его как усилитель на схеме, не поясняя, какой он – инвертирующий, </w:t>
-      </w:r>
-      <w:proofErr w:type="spellStart"/>
-      <w:r>
-        <w:t>неинвертирующий</w:t>
-      </w:r>
-      <w:proofErr w:type="spellEnd"/>
-      <w:r>
-        <w:t xml:space="preserve">, на операционных усилителях или на транзисторах, какие в нем резисторы). </w:t>
+        <w:t xml:space="preserve">Приводите структурную схему свою со словами «на основе анализа существующих решений была разработана следующая структурная схема для ___», где вместо пропуска – название вашего устройства/системы. После этого описываете отдельно каждый блок – зачем он нужен. Но конкретные компоненты вы здесь не выбираете (например, если у вас в схеме есть усилитель, вы указываете его как усилитель на схеме, не поясняя, какой он – инвертирующий, неинвертирующий, на операционных усилителях или на транзисторах, какие в нем резисторы). </w:t>
       </w:r>
       <w:r>
         <w:rPr>
@@ -9176,23 +8381,7 @@
         <w:pStyle w:val="ab"/>
       </w:pPr>
       <w:r>
-        <w:t xml:space="preserve">Можно описать, какие блоки (отдельные простые устройства вроде усилителя, мультивибратора, </w:t>
-      </w:r>
-      <w:proofErr w:type="spellStart"/>
-      <w:r>
-        <w:t>логарифматора</w:t>
-      </w:r>
-      <w:proofErr w:type="spellEnd"/>
-      <w:r>
-        <w:t>, фильтра нижних частот) используются в работе и почему именно они. Обязательно здесь должен быть рисунок структурной схемы устройства с пояснениями в виде абзаца(-</w:t>
-      </w:r>
-      <w:proofErr w:type="spellStart"/>
-      <w:r>
-        <w:t>цев</w:t>
-      </w:r>
-      <w:proofErr w:type="spellEnd"/>
-      <w:r>
-        <w:t xml:space="preserve">) текста по каждому блоку (допустим у вас на схеме есть блок У, нужно расписать, что это такое за устройство, что оно делает и т.д. для всех отдельных блоков структурной схемы). Пример структурной схемы на рисунке 2.1. Объем </w:t>
+        <w:t xml:space="preserve">Можно описать, какие блоки (отдельные простые устройства вроде усилителя, мультивибратора, логарифматора, фильтра нижних частот) используются в работе и почему именно они. Обязательно здесь должен быть рисунок структурной схемы устройства с пояснениями в виде абзаца(-цев) текста по каждому блоку (допустим у вас на схеме есть блок У, нужно расписать, что это такое за устройство, что оно делает и т.д. для всех отдельных блоков структурной схемы). Пример структурной схемы на рисунке 2.1. Объем </w:t>
       </w:r>
       <w:r>
         <w:t>параграфа</w:t>
@@ -9343,15 +8532,7 @@
         <w:t xml:space="preserve">главе </w:t>
       </w:r>
       <w:r>
-        <w:t xml:space="preserve">– для фильтра помехи, резистивных делителей напряжения (на рис. 2.1 их два, но поскольку они отличаются только номиналами резисторов, можно свести их, как и любые однотипные устройства, в один параграф), </w:t>
-      </w:r>
-      <w:proofErr w:type="spellStart"/>
-      <w:r>
-        <w:t>корнеизвлекающего</w:t>
-      </w:r>
-      <w:proofErr w:type="spellEnd"/>
-      <w:r>
-        <w:t xml:space="preserve"> устройства, сумматора, делителя, вычитающего устройства, многопредельного усилителя. </w:t>
+        <w:t xml:space="preserve">– для фильтра помехи, резистивных делителей напряжения (на рис. 2.1 их два, но поскольку они отличаются только номиналами резисторов, можно свести их, как и любые однотипные устройства, в один параграф), корнеизвлекающего устройства, сумматора, делителя, вычитающего устройства, многопредельного усилителя. </w:t>
       </w:r>
       <w:r>
         <w:t>Суммарный о</w:t>
@@ -9377,15 +8558,7 @@
         <w:pStyle w:val="ab"/>
       </w:pPr>
       <w:r>
-        <w:t xml:space="preserve">В каждом параграфе описываем, во-первых, какой тип устройства для конкретного блока структурной схемы был выбран. Допустим, для усилителя можно выбрать </w:t>
-      </w:r>
-      <w:proofErr w:type="spellStart"/>
-      <w:r>
-        <w:t>неинвертирующую</w:t>
-      </w:r>
-      <w:proofErr w:type="spellEnd"/>
-      <w:r>
-        <w:t xml:space="preserve"> и инвертирующую схемы, схему на транзисторе. Для фильтра нижних частот можно выбрать схему Салена-Ки, а можно Бесселя, Чебышева и т.д. Желательно (но не карается при отсутствии) описать, почему был выбран именно этот тип устройства.</w:t>
+        <w:t>В каждом параграфе описываем, во-первых, какой тип устройства для конкретного блока структурной схемы был выбран. Допустим, для усилителя можно выбрать неинвертирующую и инвертирующую схемы, схему на транзисторе. Для фильтра нижних частот можно выбрать схему Салена-Ки, а можно Бесселя, Чебышева и т.д. Желательно (но не карается при отсутствии) описать, почему был выбран именно этот тип устройства.</w:t>
       </w:r>
     </w:p>
     <w:p>
@@ -9442,7 +8615,7 @@
           <v:shape id="_x0000_i1025" type="#_x0000_t75" style="width:23.4pt;height:22.2pt" o:ole="">
             <v:imagedata r:id="rId15" o:title=""/>
           </v:shape>
-          <o:OLEObject Type="Embed" ProgID="Equation.DSMT4" ShapeID="_x0000_i1025" DrawAspect="Content" ObjectID="_1852222844" r:id="rId16"/>
+          <o:OLEObject Type="Embed" ProgID="Equation.DSMT4" ShapeID="_x0000_i1025" DrawAspect="Content" ObjectID="_1852295195" r:id="rId16"/>
         </w:object>
       </w:r>
       <w:r>
@@ -9456,7 +8629,7 @@
           <v:shape id="_x0000_i1026" type="#_x0000_t75" style="width:17.4pt;height:22.2pt" o:ole="">
             <v:imagedata r:id="rId17" o:title=""/>
           </v:shape>
-          <o:OLEObject Type="Embed" ProgID="Equation.DSMT4" ShapeID="_x0000_i1026" DrawAspect="Content" ObjectID="_1852222845" r:id="rId18"/>
+          <o:OLEObject Type="Embed" ProgID="Equation.DSMT4" ShapeID="_x0000_i1026" DrawAspect="Content" ObjectID="_1852295196" r:id="rId18"/>
         </w:object>
       </w:r>
       <w:r>
@@ -9470,7 +8643,7 @@
           <v:shape id="_x0000_i1027" type="#_x0000_t75" style="width:22.2pt;height:22.2pt" o:ole="">
             <v:imagedata r:id="rId19" o:title=""/>
           </v:shape>
-          <o:OLEObject Type="Embed" ProgID="Equation.DSMT4" ShapeID="_x0000_i1027" DrawAspect="Content" ObjectID="_1852222846" r:id="rId20"/>
+          <o:OLEObject Type="Embed" ProgID="Equation.DSMT4" ShapeID="_x0000_i1027" DrawAspect="Content" ObjectID="_1852295197" r:id="rId20"/>
         </w:object>
       </w:r>
       <w:r>
@@ -9484,7 +8657,7 @@
           <v:shape id="_x0000_i1028" type="#_x0000_t75" style="width:18pt;height:22.2pt" o:ole="">
             <v:imagedata r:id="rId21" o:title=""/>
           </v:shape>
-          <o:OLEObject Type="Embed" ProgID="Equation.DSMT4" ShapeID="_x0000_i1028" DrawAspect="Content" ObjectID="_1852222847" r:id="rId22"/>
+          <o:OLEObject Type="Embed" ProgID="Equation.DSMT4" ShapeID="_x0000_i1028" DrawAspect="Content" ObjectID="_1852295198" r:id="rId22"/>
         </w:object>
       </w:r>
       <w:r>
@@ -9515,7 +8688,7 @@
           <v:shape id="_x0000_i1029" type="#_x0000_t75" style="width:126.6pt;height:40.2pt" o:ole="">
             <v:imagedata r:id="rId23" o:title=""/>
           </v:shape>
-          <o:OLEObject Type="Embed" ProgID="Equation.DSMT4" ShapeID="_x0000_i1029" DrawAspect="Content" ObjectID="_1852222848" r:id="rId24"/>
+          <o:OLEObject Type="Embed" ProgID="Equation.DSMT4" ShapeID="_x0000_i1029" DrawAspect="Content" ObjectID="_1852295199" r:id="rId24"/>
         </w:object>
       </w:r>
       <w:r>
@@ -9577,7 +8750,7 @@
           <v:shape id="_x0000_i1030" type="#_x0000_t75" style="width:94.2pt;height:22.2pt" o:ole="">
             <v:imagedata r:id="rId25" o:title=""/>
           </v:shape>
-          <o:OLEObject Type="Embed" ProgID="Equation.DSMT4" ShapeID="_x0000_i1030" DrawAspect="Content" ObjectID="_1852222849" r:id="rId26"/>
+          <o:OLEObject Type="Embed" ProgID="Equation.DSMT4" ShapeID="_x0000_i1030" DrawAspect="Content" ObjectID="_1852295200" r:id="rId26"/>
         </w:object>
       </w:r>
       <w:r>
@@ -9592,15 +8765,7 @@
         <w:pStyle w:val="ab"/>
       </w:pPr>
       <w:r>
-        <w:t xml:space="preserve">Выберем схему фильтра </w:t>
-      </w:r>
-      <w:proofErr w:type="spellStart"/>
-      <w:r>
-        <w:t>Баттерворта</w:t>
-      </w:r>
-      <w:proofErr w:type="spellEnd"/>
-      <w:r>
-        <w:t xml:space="preserve"> со структурой Салена-Ки (БСК) с единичным коэффициентом усиления для реализации ФНЧ. Такая схема содержит сравнительно малое количество элементов, за счет чего ее реализация на практике крайне проста.</w:t>
+        <w:t>Выберем схему фильтра Баттерворта со структурой Салена-Ки (БСК) с единичным коэффициентом усиления для реализации ФНЧ. Такая схема содержит сравнительно малое количество элементов, за счет чего ее реализация на практике крайне проста.</w:t>
       </w:r>
     </w:p>
     <w:p>
@@ -9656,7 +8821,7 @@
           <v:shape id="_x0000_i1031" type="#_x0000_t75" style="width:204pt;height:45.6pt" o:ole="">
             <v:imagedata r:id="rId27" o:title=""/>
           </v:shape>
-          <o:OLEObject Type="Embed" ProgID="Equation.DSMT4" ShapeID="_x0000_i1031" DrawAspect="Content" ObjectID="_1852222850" r:id="rId28"/>
+          <o:OLEObject Type="Embed" ProgID="Equation.DSMT4" ShapeID="_x0000_i1031" DrawAspect="Content" ObjectID="_1852295201" r:id="rId28"/>
         </w:object>
       </w:r>
       <w:r>
@@ -9735,7 +8900,7 @@
           <v:shape id="_x0000_i1032" type="#_x0000_t75" style="width:94.2pt;height:22.2pt" o:ole="">
             <v:imagedata r:id="rId29" o:title=""/>
           </v:shape>
-          <o:OLEObject Type="Embed" ProgID="Equation.DSMT4" ShapeID="_x0000_i1032" DrawAspect="Content" ObjectID="_1852222851" r:id="rId30"/>
+          <o:OLEObject Type="Embed" ProgID="Equation.DSMT4" ShapeID="_x0000_i1032" DrawAspect="Content" ObjectID="_1852295202" r:id="rId30"/>
         </w:object>
       </w:r>
       <w:r>
@@ -9748,15 +8913,7 @@
         <w:t>С</w:t>
       </w:r>
       <w:r>
-        <w:t xml:space="preserve">1=45 </w:t>
-      </w:r>
-      <w:proofErr w:type="spellStart"/>
-      <w:r>
-        <w:t>нФ</w:t>
-      </w:r>
-      <w:proofErr w:type="spellEnd"/>
-      <w:r>
-        <w:t>,</w:t>
+        <w:t>1=45 нФ,</w:t>
       </w:r>
       <w:r>
         <w:rPr>
@@ -9765,15 +8922,7 @@
         <w:t xml:space="preserve"> С</w:t>
       </w:r>
       <w:r>
-        <w:t xml:space="preserve">2=90 </w:t>
-      </w:r>
-      <w:proofErr w:type="spellStart"/>
-      <w:r>
-        <w:t>нФ</w:t>
-      </w:r>
-      <w:proofErr w:type="spellEnd"/>
-      <w:r>
-        <w:t xml:space="preserve">. Предпочтем ряд номиналов Е24, которому соответствует невысокая погрешность номиналов 5%, и окончательно получим </w:t>
+        <w:t xml:space="preserve">2=90 нФ. Предпочтем ряд номиналов Е24, которому соответствует невысокая погрешность номиналов 5%, и окончательно получим </w:t>
       </w:r>
       <w:r>
         <w:rPr>
@@ -9782,15 +8931,7 @@
         <w:t>С</w:t>
       </w:r>
       <w:r>
-        <w:t xml:space="preserve">1=91 </w:t>
-      </w:r>
-      <w:proofErr w:type="spellStart"/>
-      <w:r>
-        <w:t>нФ</w:t>
-      </w:r>
-      <w:proofErr w:type="spellEnd"/>
-      <w:r>
-        <w:t>,</w:t>
+        <w:t>1=91 нФ,</w:t>
       </w:r>
       <w:r>
         <w:rPr>
@@ -9799,15 +8940,7 @@
         <w:t xml:space="preserve"> С</w:t>
       </w:r>
       <w:r>
-        <w:t xml:space="preserve">2=43 </w:t>
-      </w:r>
-      <w:proofErr w:type="spellStart"/>
-      <w:r>
-        <w:t>нФ</w:t>
-      </w:r>
-      <w:proofErr w:type="spellEnd"/>
-      <w:r>
-        <w:t xml:space="preserve"> путем округления номиналов до ближайших значений.</w:t>
+        <w:t>2=43 нФ путем округления номиналов до ближайших значений.</w:t>
       </w:r>
     </w:p>
     <w:p>
@@ -10045,13 +9178,8 @@
             <w:pPr>
               <w:pStyle w:val="aff7"/>
             </w:pPr>
-            <w:proofErr w:type="spellStart"/>
-            <w:r>
-              <w:t>Ед.изм</w:t>
-            </w:r>
-            <w:proofErr w:type="spellEnd"/>
-            <w:r>
-              <w:t>.</w:t>
+            <w:r>
+              <w:t>Ед.изм.</w:t>
             </w:r>
           </w:p>
         </w:tc>
@@ -10205,13 +9333,8 @@
             <w:pPr>
               <w:pStyle w:val="aff7"/>
             </w:pPr>
-            <w:proofErr w:type="spellStart"/>
-            <w:r>
-              <w:t>Wi</w:t>
-            </w:r>
-            <w:proofErr w:type="spellEnd"/>
-            <w:r>
-              <w:t>-Fi, GSM</w:t>
+            <w:r>
+              <w:t>Wi-Fi, GSM</w:t>
             </w:r>
           </w:p>
         </w:tc>
@@ -10243,11 +9366,9 @@
             <w:pPr>
               <w:pStyle w:val="aff7"/>
             </w:pPr>
-            <w:proofErr w:type="spellStart"/>
             <w:r>
               <w:t>оС</w:t>
             </w:r>
-            <w:proofErr w:type="spellEnd"/>
           </w:p>
         </w:tc>
         <w:tc>
@@ -10381,16 +9502,7 @@
         <w:pStyle w:val="ab"/>
       </w:pPr>
       <w:r>
-        <w:t>Опишите, какие решения приняты для получения</w:t>
-      </w:r>
-      <w:r>
-        <w:t xml:space="preserve"> структурной,</w:t>
-      </w:r>
-      <w:r>
-        <w:t xml:space="preserve"> принципиальной схемы (какие схемы взяты, какой точности резисторы, конденсаторы и т.п., проведено ли моделирование и что оно показало, есть ли код и что он делает)</w:t>
-      </w:r>
-      <w:r>
-        <w:t>, какая получена погрешность и важные технические характеристики.</w:t>
+        <w:t>Опишите, какие решения приняты для получения структурной, принципиальной схемы (какие схемы взяты, какой точности резисторы, конденсаторы и т.п., проведено ли моделирование и что оно показало, есть ли код и что он делает), какая получена погрешность и важные технические характеристики.</w:t>
       </w:r>
     </w:p>
     <w:p>
@@ -10422,7 +9534,19 @@
         <w:pStyle w:val="ab"/>
       </w:pPr>
       <w:r>
-        <w:t>Заключение начинается с предложения «Данная работа была направлена на разработку…».</w:t>
+        <w:t>Заключение начинается с предложения «Данн</w:t>
+      </w:r>
+      <w:r>
+        <w:t>ый</w:t>
+      </w:r>
+      <w:r>
+        <w:t xml:space="preserve"> </w:t>
+      </w:r>
+      <w:r>
+        <w:t xml:space="preserve">проект </w:t>
+      </w:r>
+      <w:r>
+        <w:t>был направлен на разработку…».</w:t>
       </w:r>
     </w:p>
     <w:p>
@@ -10555,23 +9679,7 @@
           <w:b/>
           <w:bCs/>
         </w:rPr>
-        <w:t xml:space="preserve">В примерах </w:t>
-      </w:r>
-      <w:proofErr w:type="spellStart"/>
-      <w:r>
-        <w:rPr>
-          <w:b/>
-          <w:bCs/>
-        </w:rPr>
-        <w:t>нормконтролер</w:t>
-      </w:r>
-      <w:proofErr w:type="spellEnd"/>
-      <w:r>
-        <w:rPr>
-          <w:b/>
-          <w:bCs/>
-        </w:rPr>
-        <w:t xml:space="preserve"> Петрова Т.А., а также неверное ФИО зав. каф. Замените на актуальные. </w:t>
+        <w:t xml:space="preserve">В примерах нормконтролер Петрова Т.А., а также неверное ФИО зав. каф. Замените на актуальные. </w:t>
       </w:r>
       <w:r>
         <w:t>Руководитель и консультант – Бочкарев, не ваш дипломный руководитель</w:t>
@@ -10714,23 +9822,7 @@
         <w:t>9.</w:t>
       </w:r>
       <w:r>
-        <w:t xml:space="preserve"> </w:t>
-      </w:r>
-      <w:proofErr w:type="spellStart"/>
-      <w:r>
-        <w:t>Байдильдин</w:t>
-      </w:r>
-      <w:proofErr w:type="spellEnd"/>
-      <w:r>
-        <w:t xml:space="preserve"> А.Т. Программная система обработки хроматограмм / А.Т. </w:t>
-      </w:r>
-      <w:proofErr w:type="spellStart"/>
-      <w:r>
-        <w:t>Байдильдин</w:t>
-      </w:r>
-      <w:proofErr w:type="spellEnd"/>
-      <w:r>
-        <w:t>, Н.В. Замятин // III Всероссийская научно-техническая конференция «Нейроинформатика-2001»: сборник научных трудов / Московский инженерно-физический институт – Москва, 2001. – ч.2. – с.42-47.</w:t>
+        <w:t xml:space="preserve"> Байдильдин А.Т. Программная система обработки хроматограмм / А.Т. Байдильдин, Н.В. Замятин // III Всероссийская научно-техническая конференция «Нейроинформатика-2001»: сборник научных трудов / Московский инженерно-физический институт – Москва, 2001. – ч.2. – с.42-47.</w:t>
       </w:r>
     </w:p>
     <w:p>
